--- a/教学实施资料/03-Python程序设计-项目实战/LS3.3工业互联网数据工程教学方案（第1-8周）v3.0.docx
+++ b/教学实施资料/03-Python程序设计-项目实战/LS3.3工业互联网数据工程教学方案（第1-8周）v3.0.docx
@@ -3707,7 +3707,7 @@
         <w:rPr>
           <w:sz w:val="19"/>
         </w:rPr>
-        <w:t xml:space="preserve">  ▍预习知识点：Python基础回顾(C→Python迁移)；venv虚拟环境</w:t>
+        <w:t xml:space="preserve">  ▍预习知识点：Python基础回顾(C→Python迁移)；conda环境</w:t>
       </w:r>
     </w:p>
     <w:p>
@@ -3715,7 +3715,7 @@
         <w:rPr>
           <w:sz w:val="19"/>
         </w:rPr>
-        <w:t xml:space="preserve">  ▍课中检查知识点：五题闯关全过；能创建venv</w:t>
+        <w:t xml:space="preserve">  ▍课中检查知识点：五题闯关全过；能创建conda环境</w:t>
       </w:r>
     </w:p>
     <w:p>
@@ -4206,7 +4206,7 @@
                 <w:szCs w:val="21"/>
                 <w:lang w:val="en-US" w:eastAsia="zh-CN"/>
               </w:rPr>
-              <w:t xml:space="preserve">重庆两江智造集团 · 数字化转型办公室｜进组第一件事不是写代码。方总监下令：全组统一工程底座，'以后所有代码都长在这个模板上。'——工单P1.2：交付标准工程模板（venv+Git+目录规范），模板即资产。</w:t>
+              <w:t>重庆两江智造集团 · 数字化转型办公室｜进组第一件事不是写代码。方总监下令：全组统一工程底座，'以后所有代码都长在这个模板上。'——工单P1.2：交付标准工程模板（conda环境+Git+目录规范），模板即资产。</w:t>
             </w:r>
           </w:p>
         </w:tc>
@@ -4320,7 +4320,7 @@
                 <w:sz w:val="20"/>
                 <w:szCs w:val="20"/>
               </w:rPr>
-              <w:t xml:space="preserve">3.微观：学生首次接触Git与虚拟环境，命令行操作生疏；对“为什么要有这么多配置”存在困惑（能跑就行心态）；此任务是后续7个工单的地基，必须人人达标。</w:t>
+              <w:t>3.微观：学生首次接触Git与conda环境，命令行操作生疏；对“为什么要有这么多配置”存在困惑（能跑就行心态）；此任务是后续7个工单的地基，必须人人达标。</w:t>
             </w:r>
           </w:p>
         </w:tc>
@@ -4410,7 +4410,7 @@
                 <w:kern w:val="0"/>
                 <w:szCs w:val="20"/>
               </w:rPr>
-              <w:t xml:space="preserve">（2）venv虚拟环境与requirements.txt依赖管理；</w:t>
+              <w:t>（2）conda环境与requirements.txt依赖管理；</w:t>
             </w:r>
           </w:p>
           <w:p>
@@ -4518,7 +4518,7 @@
                 <w:kern w:val="0"/>
                 <w:szCs w:val="20"/>
               </w:rPr>
-              <w:t xml:space="preserve">（1）虚拟环境作用的理解（隔离与可复现）；</w:t>
+              <w:t>（1）conda环境作用的理解（隔离与可复现）；</w:t>
             </w:r>
           </w:p>
           <w:p>
@@ -5660,7 +5660,7 @@
                 <w:szCs w:val="20"/>
                 <w:lang w:val="en-US" w:eastAsia="zh-CN"/>
               </w:rPr>
-              <w:t xml:space="preserve">精讲演示venv创建、目录结构与Git工作流；演示pylint检查与black格式化效果；现场评判操作质量；引导A操作、B操作、C记录、D观摩。</w:t>
+              <w:t>精讲演示conda环境创建、目录结构与Git工作流；演示pylint检查与black格式化效果；现场评判操作质量；引导A操作、B操作、C记录、D观摩。</w:t>
             </w:r>
           </w:p>
         </w:tc>
@@ -5694,7 +5694,7 @@
                 <w:szCs w:val="20"/>
                 <w:lang w:val="en-US" w:eastAsia="zh-CN"/>
               </w:rPr>
-              <w:t xml:space="preserve">A类学生完成模板搭建+分支操作闯关；B类学生完成标准结构与首次规范提交；C类完成venv与基本提交；D类观摩并完成init/add/commit跟做。</w:t>
+              <w:t>A类学生完成模板搭建+分支操作闯关；B类学生完成标准结构与首次规范提交；C类完成conda环境与基本提交；D类观摩并完成init/add/commit跟做。</w:t>
             </w:r>
           </w:p>
         </w:tc>
@@ -7740,7 +7740,7 @@
                 <w:kern w:val="0"/>
                 <w:szCs w:val="20"/>
               </w:rPr>
-              <w:t xml:space="preserve">2.设备环境：双创中心302实训室，Python 3.9+、pandas、numpy（venv环境，基于P1.2模板）；</w:t>
+              <w:t>2.设备环境：双创中心302实训室，Python 3.9+、pandas、numpy（conda环境，基于P1.2模板）；</w:t>
             </w:r>
             <w:bookmarkEnd w:id="2"/>
             <w:bookmarkEnd w:id="3"/>
